--- a/reports/00 - Identification Form.docx
+++ b/reports/00 - Identification Form.docx
@@ -1418,7 +1418,6 @@
             <w:placeholder>
               <w:docPart w:val="F3B073C01B5E457BA242F3CFEED75BE3"/>
             </w:placeholder>
-            <w:showingPlcHdr/>
           </w:sdtPr>
           <w:sdtContent>
             <w:tc>
@@ -1439,15 +1438,13 @@
                 </w:pPr>
                 <w:r>
                   <w:rPr>
-                    <w:rStyle w:val="Textodelmarcadordeposicin"/>
+                    <w:rFonts w:asciiTheme="majorHAnsi" w:eastAsia="Calibri" w:hAnsiTheme="majorHAnsi" w:cstheme="majorHAnsi"/>
                     <w:i/>
                     <w:iCs/>
                     <w:sz w:val="22"/>
                     <w:szCs w:val="22"/>
-                    <w:shd w:val="clear" w:color="auto" w:fill="FFF2CC" w:themeFill="accent4" w:themeFillTint="33"/>
-                    <w:lang w:val="es-ES"/>
                   </w:rPr>
-                  <w:t>Your institutional email</w:t>
+                  <w:t>sanrodper@alum.us.es</w:t>
                 </w:r>
               </w:p>
             </w:tc>
@@ -1589,7 +1586,6 @@
             <w:placeholder>
               <w:docPart w:val="CD2BC451BDF8405EBE3ACC7EDD7D3E98"/>
             </w:placeholder>
-            <w:showingPlcHdr/>
           </w:sdtPr>
           <w:sdtContent>
             <w:tc>
@@ -1610,15 +1606,13 @@
                 </w:pPr>
                 <w:r>
                   <w:rPr>
-                    <w:rStyle w:val="Textodelmarcadordeposicin"/>
+                    <w:rFonts w:asciiTheme="majorHAnsi" w:eastAsia="Calibri" w:hAnsiTheme="majorHAnsi" w:cstheme="majorHAnsi"/>
                     <w:i/>
                     <w:iCs/>
                     <w:sz w:val="22"/>
                     <w:szCs w:val="22"/>
-                    <w:shd w:val="clear" w:color="auto" w:fill="FFF2CC" w:themeFill="accent4" w:themeFillTint="33"/>
-                    <w:lang w:val="es-ES"/>
                   </w:rPr>
-                  <w:t>Your UVUS</w:t>
+                  <w:t>VVM0744</w:t>
                 </w:r>
               </w:p>
             </w:tc>
@@ -1760,7 +1754,6 @@
             <w:placeholder>
               <w:docPart w:val="6EC4D74791DA4F97949C707E193398CF"/>
             </w:placeholder>
-            <w:showingPlcHdr/>
           </w:sdtPr>
           <w:sdtContent>
             <w:tc>
@@ -1781,16 +1774,28 @@
                 </w:pPr>
                 <w:r>
                   <w:rPr>
-                    <w:rStyle w:val="Textodelmarcadordeposicin"/>
+                    <w:rFonts w:asciiTheme="majorHAnsi" w:eastAsia="Calibri" w:hAnsiTheme="majorHAnsi" w:cstheme="majorHAnsi"/>
                     <w:i/>
                     <w:iCs/>
                     <w:sz w:val="22"/>
                     <w:szCs w:val="22"/>
-                    <w:shd w:val="clear" w:color="auto" w:fill="FFF2CC" w:themeFill="accent4" w:themeFillTint="33"/>
-                    <w:lang w:val="es-ES"/>
                   </w:rPr>
-                  <w:t>Surname, Name</w:t>
+                  <w:t xml:space="preserve">Rodriguez </w:t>
                 </w:r>
+                <w:proofErr w:type="spellStart"/>
+                <w:proofErr w:type="gramStart"/>
+                <w:r>
+                  <w:rPr>
+                    <w:rFonts w:asciiTheme="majorHAnsi" w:eastAsia="Calibri" w:hAnsiTheme="majorHAnsi" w:cstheme="majorHAnsi"/>
+                    <w:i/>
+                    <w:iCs/>
+                    <w:sz w:val="22"/>
+                    <w:szCs w:val="22"/>
+                  </w:rPr>
+                  <w:t>Pérez,Santiago</w:t>
+                </w:r>
+                <w:proofErr w:type="spellEnd"/>
+                <w:proofErr w:type="gramEnd"/>
               </w:p>
             </w:tc>
           </w:sdtContent>
@@ -1952,7 +1957,6 @@
             <w:placeholder>
               <w:docPart w:val="6B5FFBB2718245888FF8C980710E55F7"/>
             </w:placeholder>
-            <w:showingPlcHdr/>
           </w:sdtPr>
           <w:sdtContent>
             <w:tc>
@@ -1973,15 +1977,13 @@
                 </w:pPr>
                 <w:r>
                   <w:rPr>
-                    <w:rStyle w:val="Textodelmarcadordeposicin"/>
+                    <w:rFonts w:asciiTheme="majorHAnsi" w:eastAsia="Calibri" w:hAnsiTheme="majorHAnsi" w:cstheme="majorHAnsi"/>
                     <w:i/>
                     <w:iCs/>
                     <w:sz w:val="22"/>
                     <w:szCs w:val="22"/>
-                    <w:shd w:val="clear" w:color="auto" w:fill="FFF2CC" w:themeFill="accent4" w:themeFillTint="33"/>
-                    <w:lang w:val="es-ES"/>
                   </w:rPr>
-                  <w:t>Roles</w:t>
+                  <w:t>Developer, Tester</w:t>
                 </w:r>
               </w:p>
             </w:tc>
@@ -5383,18 +5385,6 @@
     <w:pitch w:val="variable"/>
     <w:sig w:usb0="E00002FF" w:usb1="2AC7FDFF" w:usb2="00000016" w:usb3="00000000" w:csb0="0002009F" w:csb1="00000000"/>
   </w:font>
-  <w:font w:name="Aptos">
-    <w:charset w:val="00"/>
-    <w:family w:val="swiss"/>
-    <w:pitch w:val="variable"/>
-    <w:sig w:usb0="20000287" w:usb1="00000003" w:usb2="00000000" w:usb3="00000000" w:csb0="0000019F" w:csb1="00000000"/>
-  </w:font>
-  <w:font w:name="Aptos Display">
-    <w:charset w:val="00"/>
-    <w:family w:val="swiss"/>
-    <w:pitch w:val="variable"/>
-    <w:sig w:usb0="20000287" w:usb1="00000003" w:usb2="00000000" w:usb3="00000000" w:csb0="0000019F" w:csb1="00000000"/>
-  </w:font>
 </w:fonts>
 </file>
 
@@ -5423,6 +5413,7 @@
     <w:rsid w:val="00213D82"/>
     <w:rsid w:val="002450C4"/>
     <w:rsid w:val="00314F21"/>
+    <w:rsid w:val="004977AA"/>
     <w:rsid w:val="004C28F8"/>
     <w:rsid w:val="00620AAC"/>
     <w:rsid w:val="00743CC5"/>
@@ -5448,6 +5439,7 @@
     <w:rsid w:val="00E64F2D"/>
     <w:rsid w:val="00E77A2D"/>
     <w:rsid w:val="00F419E4"/>
+    <w:rsid w:val="00FE2A52"/>
   </w:rsids>
   <m:mathPr>
     <m:mathFont m:val="Cambria Math"/>

--- a/reports/00 - Identification Form.docx
+++ b/reports/00 - Identification Form.docx
@@ -1,6 +1,6 @@
 
 <file path=word/document.xml><?xml version="1.0" encoding="utf-8"?>
-<w:document xmlns:wpc="http://schemas.microsoft.com/office/word/2010/wordprocessingCanvas" xmlns:cx="http://schemas.microsoft.com/office/drawing/2014/chartex" xmlns:cx1="http://schemas.microsoft.com/office/drawing/2015/9/8/chartex" xmlns:cx2="http://schemas.microsoft.com/office/drawing/2015/10/21/chartex" xmlns:cx3="http://schemas.microsoft.com/office/drawing/2016/5/9/chartex" xmlns:cx4="http://schemas.microsoft.com/office/drawing/2016/5/10/chartex" xmlns:cx5="http://schemas.microsoft.com/office/drawing/2016/5/11/chartex" xmlns:cx6="http://schemas.microsoft.com/office/drawing/2016/5/12/chartex" xmlns:cx7="http://schemas.microsoft.com/office/drawing/2016/5/13/chartex" xmlns:cx8="http://schemas.microsoft.com/office/drawing/2016/5/14/chartex" xmlns:mc="http://schemas.openxmlformats.org/markup-compatibility/2006" xmlns:aink="http://schemas.microsoft.com/office/drawing/2016/ink" xmlns:am3d="http://schemas.microsoft.com/office/drawing/2017/model3d" xmlns:o="urn:schemas-microsoft-com:office:office" xmlns:oel="http://schemas.microsoft.com/office/2019/extlst" xmlns:r="http://schemas.openxmlformats.org/officeDocument/2006/relationships" xmlns:m="http://schemas.openxmlformats.org/officeDocument/2006/math" xmlns:v="urn:schemas-microsoft-com:vml" xmlns:wp14="http://schemas.microsoft.com/office/word/2010/wordprocessingDrawing" xmlns:wp="http://schemas.openxmlformats.org/drawingml/2006/wordprocessingDrawing" xmlns:w10="urn:schemas-microsoft-com:office:word" xmlns:w="http://schemas.openxmlformats.org/wordprocessingml/2006/main" xmlns:w14="http://schemas.microsoft.com/office/word/2010/wordml" xmlns:w15="http://schemas.microsoft.com/office/word/2012/wordml" xmlns:w16cex="http://schemas.microsoft.com/office/word/2018/wordml/cex" xmlns:w16cid="http://schemas.microsoft.com/office/word/2016/wordml/cid" xmlns:w16="http://schemas.microsoft.com/office/word/2018/wordml" xmlns:w16du="http://schemas.microsoft.com/office/word/2023/wordml/word16du" xmlns:w16sdtdh="http://schemas.microsoft.com/office/word/2020/wordml/sdtdatahash" xmlns:w16sdtfl="http://schemas.microsoft.com/office/word/2024/wordml/sdtformatlock" xmlns:w16se="http://schemas.microsoft.com/office/word/2015/wordml/symex" xmlns:wpg="http://schemas.microsoft.com/office/word/2010/wordprocessingGroup" xmlns:wpi="http://schemas.microsoft.com/office/word/2010/wordprocessingInk" xmlns:wne="http://schemas.microsoft.com/office/word/2006/wordml" xmlns:wps="http://schemas.microsoft.com/office/word/2010/wordprocessingShape" mc:Ignorable="w14 w15 w16se w16cid w16 w16cex w16sdtdh w16sdtfl w16du wp14">
+<w:document xmlns:wpc="http://schemas.microsoft.com/office/word/2010/wordprocessingCanvas" xmlns:cx="http://schemas.microsoft.com/office/drawing/2014/chartex" xmlns:cx1="http://schemas.microsoft.com/office/drawing/2015/9/8/chartex" xmlns:cx2="http://schemas.microsoft.com/office/drawing/2015/10/21/chartex" xmlns:cx3="http://schemas.microsoft.com/office/drawing/2016/5/9/chartex" xmlns:cx4="http://schemas.microsoft.com/office/drawing/2016/5/10/chartex" xmlns:cx5="http://schemas.microsoft.com/office/drawing/2016/5/11/chartex" xmlns:cx6="http://schemas.microsoft.com/office/drawing/2016/5/12/chartex" xmlns:cx7="http://schemas.microsoft.com/office/drawing/2016/5/13/chartex" xmlns:cx8="http://schemas.microsoft.com/office/drawing/2016/5/14/chartex" xmlns:mc="http://schemas.openxmlformats.org/markup-compatibility/2006" xmlns:aink="http://schemas.microsoft.com/office/drawing/2016/ink" xmlns:am3d="http://schemas.microsoft.com/office/drawing/2017/model3d" xmlns:o="urn:schemas-microsoft-com:office:office" xmlns:oel="http://schemas.microsoft.com/office/2019/extlst" xmlns:r="http://schemas.openxmlformats.org/officeDocument/2006/relationships" xmlns:m="http://schemas.openxmlformats.org/officeDocument/2006/math" xmlns:v="urn:schemas-microsoft-com:vml" xmlns:wp14="http://schemas.microsoft.com/office/word/2010/wordprocessingDrawing" xmlns:wp="http://schemas.openxmlformats.org/drawingml/2006/wordprocessingDrawing" xmlns:w10="urn:schemas-microsoft-com:office:word" xmlns:w="http://schemas.openxmlformats.org/wordprocessingml/2006/main" xmlns:w14="http://schemas.microsoft.com/office/word/2010/wordml" xmlns:w15="http://schemas.microsoft.com/office/word/2012/wordml" xmlns:w16cex="http://schemas.microsoft.com/office/word/2018/wordml/cex" xmlns:w16cid="http://schemas.microsoft.com/office/word/2016/wordml/cid" xmlns:w16="http://schemas.microsoft.com/office/word/2018/wordml" xmlns:w16sdtdh="http://schemas.microsoft.com/office/word/2020/wordml/sdtdatahash" xmlns:w16se="http://schemas.microsoft.com/office/word/2015/wordml/symex" xmlns:wpg="http://schemas.microsoft.com/office/word/2010/wordprocessingGroup" xmlns:wpi="http://schemas.microsoft.com/office/word/2010/wordprocessingInk" xmlns:wne="http://schemas.microsoft.com/office/word/2006/wordml" xmlns:wps="http://schemas.microsoft.com/office/word/2010/wordprocessingShape" mc:Ignorable="w14 w15 w16se w16cid w16 w16cex w16sdtdh wp14">
   <w:body>
     <w:p>
       <w:pPr>
@@ -482,24 +482,15 @@
                   <w:docPart w:val="86462A3115F240619C10F4371A2E6A3E"/>
                 </w:placeholder>
               </w:sdtPr>
+              <w:sdtEndPr/>
               <w:sdtContent>
-                <w:proofErr w:type="spellStart"/>
                 <w:r>
                   <w:rPr>
                     <w:rFonts w:asciiTheme="majorHAnsi" w:eastAsia="Calibri Light" w:hAnsiTheme="majorHAnsi" w:cstheme="majorHAnsi"/>
                     <w:i/>
                     <w:iCs/>
                   </w:rPr>
-                  <w:t>manumnzz</w:t>
-                </w:r>
-                <w:proofErr w:type="spellEnd"/>
-                <w:r>
-                  <w:rPr>
-                    <w:rFonts w:asciiTheme="majorHAnsi" w:eastAsia="Calibri Light" w:hAnsiTheme="majorHAnsi" w:cstheme="majorHAnsi"/>
-                    <w:i/>
-                    <w:iCs/>
-                  </w:rPr>
-                  <w:t>/DP2-2526-G010</w:t>
+                  <w:t>manumnzz/DP2-2526-G010</w:t>
                 </w:r>
               </w:sdtContent>
             </w:sdt>
@@ -628,6 +619,7 @@
               <w:docPart w:val="87A87B68081E4C51824181939A8312B9"/>
             </w:placeholder>
           </w:sdtPr>
+          <w:sdtEndPr/>
           <w:sdtContent>
             <w:tc>
               <w:tcPr>
@@ -704,6 +696,7 @@
               <w:docPart w:val="6EEE99372F0D4FB5A03EB0BDF6AF76C7"/>
             </w:placeholder>
           </w:sdtPr>
+          <w:sdtEndPr/>
           <w:sdtContent>
             <w:tc>
               <w:tcPr>
@@ -789,6 +782,7 @@
               <w:docPart w:val="A62D95033FBF4F108A16844BF9735A65"/>
             </w:placeholder>
           </w:sdtPr>
+          <w:sdtEndPr/>
           <w:sdtContent>
             <w:tc>
               <w:tcPr>
@@ -806,7 +800,6 @@
                     <w:lang w:val="es-ES"/>
                   </w:rPr>
                 </w:pPr>
-                <w:proofErr w:type="spellStart"/>
                 <w:r>
                   <w:rPr>
                     <w:rFonts w:asciiTheme="majorHAnsi" w:eastAsia="Calibri" w:hAnsiTheme="majorHAnsi" w:cstheme="majorHAnsi"/>
@@ -817,7 +810,6 @@
                   </w:rPr>
                   <w:t>manbuzmun</w:t>
                 </w:r>
-                <w:proofErr w:type="spellEnd"/>
               </w:p>
             </w:tc>
           </w:sdtContent>
@@ -871,6 +863,7 @@
               <w:docPart w:val="82942A0EA77541EF928400BF197CB291"/>
             </w:placeholder>
           </w:sdtPr>
+          <w:sdtEndPr/>
           <w:sdtContent>
             <w:tc>
               <w:tcPr>
@@ -954,6 +947,7 @@
               <w:docPart w:val="4837284C9B7146B5BB29B30A3C2E7BEE"/>
             </w:placeholder>
           </w:sdtPr>
+          <w:sdtEndPr/>
           <w:sdtContent>
             <w:tc>
               <w:tcPr>
@@ -1034,6 +1028,7 @@
               <w:docPart w:val="1D4305A9657A4581875BF2F5A67E0B98"/>
             </w:placeholder>
           </w:sdtPr>
+          <w:sdtEndPr/>
           <w:sdtContent>
             <w:tc>
               <w:tcPr>
@@ -1139,6 +1134,7 @@
               <w:docPart w:val="A7AE45289F684C248633B8ED2BC66CB9"/>
             </w:placeholder>
           </w:sdtPr>
+          <w:sdtEndPr/>
           <w:sdtContent>
             <w:tc>
               <w:tcPr>
@@ -1239,6 +1235,7 @@
               <w:docPart w:val="4AB32200232041A5AAE9D047CBEFE3E7"/>
             </w:placeholder>
           </w:sdtPr>
+          <w:sdtEndPr/>
           <w:sdtContent>
             <w:tc>
               <w:tcPr>
@@ -1418,8 +1415,8 @@
             <w:placeholder>
               <w:docPart w:val="F3B073C01B5E457BA242F3CFEED75BE3"/>
             </w:placeholder>
-            <w:showingPlcHdr/>
           </w:sdtPr>
+          <w:sdtEndPr/>
           <w:sdtContent>
             <w:tc>
               <w:tcPr>
@@ -1439,15 +1436,13 @@
                 </w:pPr>
                 <w:r>
                   <w:rPr>
-                    <w:rStyle w:val="Textodelmarcadordeposicin"/>
+                    <w:rFonts w:asciiTheme="majorHAnsi" w:eastAsia="Calibri" w:hAnsiTheme="majorHAnsi" w:cstheme="majorHAnsi"/>
                     <w:i/>
                     <w:iCs/>
                     <w:sz w:val="22"/>
                     <w:szCs w:val="22"/>
-                    <w:shd w:val="clear" w:color="auto" w:fill="FFF2CC" w:themeFill="accent4" w:themeFillTint="33"/>
-                    <w:lang w:val="es-ES"/>
                   </w:rPr>
-                  <w:t>Your institutional email</w:t>
+                  <w:t>manlavcor@alum.us.es</w:t>
                 </w:r>
               </w:p>
             </w:tc>
@@ -1502,6 +1497,7 @@
               <w:docPart w:val="CCE8BE800C3C4B24AA8997CB0E0CAFBA"/>
             </w:placeholder>
           </w:sdtPr>
+          <w:sdtEndPr/>
           <w:sdtContent>
             <w:tc>
               <w:tcPr>
@@ -1586,8 +1582,8 @@
             <w:placeholder>
               <w:docPart w:val="CD2BC451BDF8405EBE3ACC7EDD7D3E98"/>
             </w:placeholder>
-            <w:showingPlcHdr/>
           </w:sdtPr>
+          <w:sdtEndPr/>
           <w:sdtContent>
             <w:tc>
               <w:tcPr>
@@ -1607,15 +1603,13 @@
                 </w:pPr>
                 <w:r>
                   <w:rPr>
-                    <w:rStyle w:val="Textodelmarcadordeposicin"/>
+                    <w:rFonts w:asciiTheme="majorHAnsi" w:eastAsia="Calibri" w:hAnsiTheme="majorHAnsi" w:cstheme="majorHAnsi"/>
                     <w:i/>
                     <w:iCs/>
                     <w:sz w:val="22"/>
                     <w:szCs w:val="22"/>
-                    <w:shd w:val="clear" w:color="auto" w:fill="FFF2CC" w:themeFill="accent4" w:themeFillTint="33"/>
-                    <w:lang w:val="es-ES"/>
                   </w:rPr>
-                  <w:t>Your UVUS</w:t>
+                  <w:t>manlavcor</w:t>
                 </w:r>
               </w:p>
             </w:tc>
@@ -1670,6 +1664,7 @@
               <w:docPart w:val="62EED9D271B348F3B7941B79E8F1931F"/>
             </w:placeholder>
           </w:sdtPr>
+          <w:sdtEndPr/>
           <w:sdtContent>
             <w:tc>
               <w:tcPr>
@@ -1754,8 +1749,8 @@
             <w:placeholder>
               <w:docPart w:val="6EC4D74791DA4F97949C707E193398CF"/>
             </w:placeholder>
-            <w:showingPlcHdr/>
           </w:sdtPr>
+          <w:sdtEndPr/>
           <w:sdtContent>
             <w:tc>
               <w:tcPr>
@@ -1775,15 +1770,13 @@
                 </w:pPr>
                 <w:r>
                   <w:rPr>
-                    <w:rStyle w:val="Textodelmarcadordeposicin"/>
+                    <w:rFonts w:asciiTheme="majorHAnsi" w:eastAsia="Calibri" w:hAnsiTheme="majorHAnsi" w:cstheme="majorHAnsi"/>
                     <w:i/>
                     <w:iCs/>
                     <w:sz w:val="22"/>
                     <w:szCs w:val="22"/>
-                    <w:shd w:val="clear" w:color="auto" w:fill="FFF2CC" w:themeFill="accent4" w:themeFillTint="33"/>
-                    <w:lang w:val="es-ES"/>
                   </w:rPr>
-                  <w:t>Surname, Name</w:t>
+                  <w:t>Lavado Corredera, Manuel</w:t>
                 </w:r>
               </w:p>
             </w:tc>
@@ -1839,6 +1832,7 @@
               <w:docPart w:val="56B2D3D229D94BF1B0D97FF66FA23841"/>
             </w:placeholder>
           </w:sdtPr>
+          <w:sdtEndPr/>
           <w:sdtContent>
             <w:tc>
               <w:tcPr>
@@ -1944,8 +1938,8 @@
             <w:placeholder>
               <w:docPart w:val="6B5FFBB2718245888FF8C980710E55F7"/>
             </w:placeholder>
-            <w:showingPlcHdr/>
           </w:sdtPr>
+          <w:sdtEndPr/>
           <w:sdtContent>
             <w:tc>
               <w:tcPr>
@@ -1965,15 +1959,13 @@
                 </w:pPr>
                 <w:r>
                   <w:rPr>
-                    <w:rStyle w:val="Textodelmarcadordeposicin"/>
+                    <w:rFonts w:asciiTheme="majorHAnsi" w:eastAsia="Calibri" w:hAnsiTheme="majorHAnsi" w:cstheme="majorHAnsi"/>
                     <w:i/>
                     <w:iCs/>
                     <w:sz w:val="22"/>
                     <w:szCs w:val="22"/>
-                    <w:shd w:val="clear" w:color="auto" w:fill="FFF2CC" w:themeFill="accent4" w:themeFillTint="33"/>
-                    <w:lang w:val="es-ES"/>
                   </w:rPr>
-                  <w:t>Roles</w:t>
+                  <w:t>Developer, Tester</w:t>
                 </w:r>
               </w:p>
             </w:tc>
@@ -2048,6 +2040,7 @@
               <w:docPart w:val="236435531F2D4632BB7DCEAA5677A7DA"/>
             </w:placeholder>
           </w:sdtPr>
+          <w:sdtEndPr/>
           <w:sdtContent>
             <w:tc>
               <w:tcPr>
@@ -2198,6 +2191,7 @@
             </w:placeholder>
             <w:showingPlcHdr/>
           </w:sdtPr>
+          <w:sdtEndPr/>
           <w:sdtContent>
             <w:tc>
               <w:tcPr>
@@ -2310,6 +2304,7 @@
             </w:placeholder>
             <w:showingPlcHdr/>
           </w:sdtPr>
+          <w:sdtEndPr/>
           <w:sdtContent>
             <w:tc>
               <w:tcPr>
@@ -2423,6 +2418,7 @@
             </w:placeholder>
             <w:showingPlcHdr/>
           </w:sdtPr>
+          <w:sdtEndPr/>
           <w:sdtContent>
             <w:tc>
               <w:tcPr>
@@ -2555,6 +2551,7 @@
             </w:placeholder>
             <w:showingPlcHdr/>
           </w:sdtPr>
+          <w:sdtEndPr/>
           <w:sdtContent>
             <w:tc>
               <w:tcPr>
@@ -2687,6 +2684,7 @@
                 </w:placeholder>
                 <w:showingPlcHdr/>
               </w:sdtPr>
+              <w:sdtEndPr/>
               <w:sdtContent>
                 <w:r>
                   <w:rPr>
@@ -2775,7 +2773,7 @@
 </file>
 
 <file path=word/numbering.xml><?xml version="1.0" encoding="utf-8"?>
-<w:numbering xmlns:wpc="http://schemas.microsoft.com/office/word/2010/wordprocessingCanvas" xmlns:cx="http://schemas.microsoft.com/office/drawing/2014/chartex" xmlns:cx1="http://schemas.microsoft.com/office/drawing/2015/9/8/chartex" xmlns:cx2="http://schemas.microsoft.com/office/drawing/2015/10/21/chartex" xmlns:cx3="http://schemas.microsoft.com/office/drawing/2016/5/9/chartex" xmlns:cx4="http://schemas.microsoft.com/office/drawing/2016/5/10/chartex" xmlns:cx5="http://schemas.microsoft.com/office/drawing/2016/5/11/chartex" xmlns:cx6="http://schemas.microsoft.com/office/drawing/2016/5/12/chartex" xmlns:cx7="http://schemas.microsoft.com/office/drawing/2016/5/13/chartex" xmlns:cx8="http://schemas.microsoft.com/office/drawing/2016/5/14/chartex" xmlns:mc="http://schemas.openxmlformats.org/markup-compatibility/2006" xmlns:aink="http://schemas.microsoft.com/office/drawing/2016/ink" xmlns:am3d="http://schemas.microsoft.com/office/drawing/2017/model3d" xmlns:o="urn:schemas-microsoft-com:office:office" xmlns:oel="http://schemas.microsoft.com/office/2019/extlst" xmlns:r="http://schemas.openxmlformats.org/officeDocument/2006/relationships" xmlns:m="http://schemas.openxmlformats.org/officeDocument/2006/math" xmlns:v="urn:schemas-microsoft-com:vml" xmlns:wp14="http://schemas.microsoft.com/office/word/2010/wordprocessingDrawing" xmlns:wp="http://schemas.openxmlformats.org/drawingml/2006/wordprocessingDrawing" xmlns:w10="urn:schemas-microsoft-com:office:word" xmlns:w="http://schemas.openxmlformats.org/wordprocessingml/2006/main" xmlns:w14="http://schemas.microsoft.com/office/word/2010/wordml" xmlns:w15="http://schemas.microsoft.com/office/word/2012/wordml" xmlns:w16cex="http://schemas.microsoft.com/office/word/2018/wordml/cex" xmlns:w16cid="http://schemas.microsoft.com/office/word/2016/wordml/cid" xmlns:w16="http://schemas.microsoft.com/office/word/2018/wordml" xmlns:w16du="http://schemas.microsoft.com/office/word/2023/wordml/word16du" xmlns:w16sdtdh="http://schemas.microsoft.com/office/word/2020/wordml/sdtdatahash" xmlns:w16sdtfl="http://schemas.microsoft.com/office/word/2024/wordml/sdtformatlock" xmlns:w16se="http://schemas.microsoft.com/office/word/2015/wordml/symex" xmlns:wpg="http://schemas.microsoft.com/office/word/2010/wordprocessingGroup" xmlns:wpi="http://schemas.microsoft.com/office/word/2010/wordprocessingInk" xmlns:wne="http://schemas.microsoft.com/office/word/2006/wordml" xmlns:wps="http://schemas.microsoft.com/office/word/2010/wordprocessingShape" mc:Ignorable="w14 w15 w16se w16cid w16 w16cex w16sdtdh w16sdtfl w16du wp14">
+<w:numbering xmlns:wpc="http://schemas.microsoft.com/office/word/2010/wordprocessingCanvas" xmlns:cx="http://schemas.microsoft.com/office/drawing/2014/chartex" xmlns:cx1="http://schemas.microsoft.com/office/drawing/2015/9/8/chartex" xmlns:cx2="http://schemas.microsoft.com/office/drawing/2015/10/21/chartex" xmlns:cx3="http://schemas.microsoft.com/office/drawing/2016/5/9/chartex" xmlns:cx4="http://schemas.microsoft.com/office/drawing/2016/5/10/chartex" xmlns:cx5="http://schemas.microsoft.com/office/drawing/2016/5/11/chartex" xmlns:cx6="http://schemas.microsoft.com/office/drawing/2016/5/12/chartex" xmlns:cx7="http://schemas.microsoft.com/office/drawing/2016/5/13/chartex" xmlns:cx8="http://schemas.microsoft.com/office/drawing/2016/5/14/chartex" xmlns:mc="http://schemas.openxmlformats.org/markup-compatibility/2006" xmlns:aink="http://schemas.microsoft.com/office/drawing/2016/ink" xmlns:am3d="http://schemas.microsoft.com/office/drawing/2017/model3d" xmlns:o="urn:schemas-microsoft-com:office:office" xmlns:oel="http://schemas.microsoft.com/office/2019/extlst" xmlns:r="http://schemas.openxmlformats.org/officeDocument/2006/relationships" xmlns:m="http://schemas.openxmlformats.org/officeDocument/2006/math" xmlns:v="urn:schemas-microsoft-com:vml" xmlns:wp14="http://schemas.microsoft.com/office/word/2010/wordprocessingDrawing" xmlns:wp="http://schemas.openxmlformats.org/drawingml/2006/wordprocessingDrawing" xmlns:w10="urn:schemas-microsoft-com:office:word" xmlns:w="http://schemas.openxmlformats.org/wordprocessingml/2006/main" xmlns:w14="http://schemas.microsoft.com/office/word/2010/wordml" xmlns:w15="http://schemas.microsoft.com/office/word/2012/wordml" xmlns:w16cex="http://schemas.microsoft.com/office/word/2018/wordml/cex" xmlns:w16cid="http://schemas.microsoft.com/office/word/2016/wordml/cid" xmlns:w16="http://schemas.microsoft.com/office/word/2018/wordml" xmlns:w16sdtdh="http://schemas.microsoft.com/office/word/2020/wordml/sdtdatahash" xmlns:w16se="http://schemas.microsoft.com/office/word/2015/wordml/symex" xmlns:wpg="http://schemas.microsoft.com/office/word/2010/wordprocessingGroup" xmlns:wpi="http://schemas.microsoft.com/office/word/2010/wordprocessingInk" xmlns:wne="http://schemas.microsoft.com/office/word/2006/wordml" xmlns:wps="http://schemas.microsoft.com/office/word/2010/wordprocessingShape" mc:Ignorable="w14 w15 w16se w16cid w16 w16cex w16sdtdh wp14">
   <w:abstractNum w:abstractNumId="0" w15:restartNumberingAfterBreak="0">
     <w:nsid w:val="FFFFFF88"/>
     <w:multiLevelType w:val="singleLevel"/>
@@ -3637,7 +3635,7 @@
 </file>
 
 <file path=word/styles.xml><?xml version="1.0" encoding="utf-8"?>
-<w:styles xmlns:mc="http://schemas.openxmlformats.org/markup-compatibility/2006" xmlns:r="http://schemas.openxmlformats.org/officeDocument/2006/relationships" xmlns:w="http://schemas.openxmlformats.org/wordprocessingml/2006/main" xmlns:w14="http://schemas.microsoft.com/office/word/2010/wordml" xmlns:w15="http://schemas.microsoft.com/office/word/2012/wordml" xmlns:w16cex="http://schemas.microsoft.com/office/word/2018/wordml/cex" xmlns:w16cid="http://schemas.microsoft.com/office/word/2016/wordml/cid" xmlns:w16="http://schemas.microsoft.com/office/word/2018/wordml" xmlns:w16du="http://schemas.microsoft.com/office/word/2023/wordml/word16du" xmlns:w16sdtdh="http://schemas.microsoft.com/office/word/2020/wordml/sdtdatahash" xmlns:w16sdtfl="http://schemas.microsoft.com/office/word/2024/wordml/sdtformatlock" xmlns:w16se="http://schemas.microsoft.com/office/word/2015/wordml/symex" mc:Ignorable="w14 w15 w16se w16cid w16 w16cex w16sdtdh w16sdtfl w16du">
+<w:styles xmlns:mc="http://schemas.openxmlformats.org/markup-compatibility/2006" xmlns:r="http://schemas.openxmlformats.org/officeDocument/2006/relationships" xmlns:w="http://schemas.openxmlformats.org/wordprocessingml/2006/main" xmlns:w14="http://schemas.microsoft.com/office/word/2010/wordml" xmlns:w15="http://schemas.microsoft.com/office/word/2012/wordml" xmlns:w16cex="http://schemas.microsoft.com/office/word/2018/wordml/cex" xmlns:w16cid="http://schemas.microsoft.com/office/word/2016/wordml/cid" xmlns:w16="http://schemas.microsoft.com/office/word/2018/wordml" xmlns:w16sdtdh="http://schemas.microsoft.com/office/word/2020/wordml/sdtdatahash" xmlns:w16se="http://schemas.microsoft.com/office/word/2015/wordml/symex" mc:Ignorable="w14 w15 w16se w16cid w16 w16cex w16sdtdh">
   <w:docDefaults>
     <w:rPrDefault>
       <w:rPr>
@@ -4407,7 +4405,7 @@
       <w:ind w:left="567" w:hanging="567"/>
     </w:pPr>
   </w:style>
-  <w:style w:type="character" w:styleId="Fuerte">
+  <w:style w:type="character" w:styleId="Textoennegrita">
     <w:name w:val="Strong"/>
     <w:basedOn w:val="Fuentedeprrafopredeter"/>
     <w:uiPriority w:val="22"/>
@@ -4560,7 +4558,7 @@
 </file>
 
 <file path=word/glossary/document.xml><?xml version="1.0" encoding="utf-8"?>
-<w:glossaryDocument xmlns:wpc="http://schemas.microsoft.com/office/word/2010/wordprocessingCanvas" xmlns:cx="http://schemas.microsoft.com/office/drawing/2014/chartex" xmlns:cx1="http://schemas.microsoft.com/office/drawing/2015/9/8/chartex" xmlns:cx2="http://schemas.microsoft.com/office/drawing/2015/10/21/chartex" xmlns:cx3="http://schemas.microsoft.com/office/drawing/2016/5/9/chartex" xmlns:cx4="http://schemas.microsoft.com/office/drawing/2016/5/10/chartex" xmlns:cx5="http://schemas.microsoft.com/office/drawing/2016/5/11/chartex" xmlns:cx6="http://schemas.microsoft.com/office/drawing/2016/5/12/chartex" xmlns:cx7="http://schemas.microsoft.com/office/drawing/2016/5/13/chartex" xmlns:cx8="http://schemas.microsoft.com/office/drawing/2016/5/14/chartex" xmlns:mc="http://schemas.openxmlformats.org/markup-compatibility/2006" xmlns:aink="http://schemas.microsoft.com/office/drawing/2016/ink" xmlns:am3d="http://schemas.microsoft.com/office/drawing/2017/model3d" xmlns:o="urn:schemas-microsoft-com:office:office" xmlns:oel="http://schemas.microsoft.com/office/2019/extlst" xmlns:r="http://schemas.openxmlformats.org/officeDocument/2006/relationships" xmlns:m="http://schemas.openxmlformats.org/officeDocument/2006/math" xmlns:v="urn:schemas-microsoft-com:vml" xmlns:wp14="http://schemas.microsoft.com/office/word/2010/wordprocessingDrawing" xmlns:wp="http://schemas.openxmlformats.org/drawingml/2006/wordprocessingDrawing" xmlns:w10="urn:schemas-microsoft-com:office:word" xmlns:w="http://schemas.openxmlformats.org/wordprocessingml/2006/main" xmlns:w14="http://schemas.microsoft.com/office/word/2010/wordml" xmlns:w15="http://schemas.microsoft.com/office/word/2012/wordml" xmlns:w16cex="http://schemas.microsoft.com/office/word/2018/wordml/cex" xmlns:w16cid="http://schemas.microsoft.com/office/word/2016/wordml/cid" xmlns:w16="http://schemas.microsoft.com/office/word/2018/wordml" xmlns:w16du="http://schemas.microsoft.com/office/word/2023/wordml/word16du" xmlns:w16sdtdh="http://schemas.microsoft.com/office/word/2020/wordml/sdtdatahash" xmlns:w16sdtfl="http://schemas.microsoft.com/office/word/2024/wordml/sdtformatlock" xmlns:w16se="http://schemas.microsoft.com/office/word/2015/wordml/symex" xmlns:wpg="http://schemas.microsoft.com/office/word/2010/wordprocessingGroup" xmlns:wpi="http://schemas.microsoft.com/office/word/2010/wordprocessingInk" xmlns:wne="http://schemas.microsoft.com/office/word/2006/wordml" xmlns:wps="http://schemas.microsoft.com/office/word/2010/wordprocessingShape" mc:Ignorable="w14 w15 w16se w16cid w16 w16cex w16sdtdh w16sdtfl w16du wp14">
+<w:glossaryDocument xmlns:wpc="http://schemas.microsoft.com/office/word/2010/wordprocessingCanvas" xmlns:cx="http://schemas.microsoft.com/office/drawing/2014/chartex" xmlns:cx1="http://schemas.microsoft.com/office/drawing/2015/9/8/chartex" xmlns:cx2="http://schemas.microsoft.com/office/drawing/2015/10/21/chartex" xmlns:cx3="http://schemas.microsoft.com/office/drawing/2016/5/9/chartex" xmlns:cx4="http://schemas.microsoft.com/office/drawing/2016/5/10/chartex" xmlns:cx5="http://schemas.microsoft.com/office/drawing/2016/5/11/chartex" xmlns:cx6="http://schemas.microsoft.com/office/drawing/2016/5/12/chartex" xmlns:cx7="http://schemas.microsoft.com/office/drawing/2016/5/13/chartex" xmlns:cx8="http://schemas.microsoft.com/office/drawing/2016/5/14/chartex" xmlns:mc="http://schemas.openxmlformats.org/markup-compatibility/2006" xmlns:aink="http://schemas.microsoft.com/office/drawing/2016/ink" xmlns:am3d="http://schemas.microsoft.com/office/drawing/2017/model3d" xmlns:o="urn:schemas-microsoft-com:office:office" xmlns:oel="http://schemas.microsoft.com/office/2019/extlst" xmlns:r="http://schemas.openxmlformats.org/officeDocument/2006/relationships" xmlns:m="http://schemas.openxmlformats.org/officeDocument/2006/math" xmlns:v="urn:schemas-microsoft-com:vml" xmlns:wp14="http://schemas.microsoft.com/office/word/2010/wordprocessingDrawing" xmlns:wp="http://schemas.openxmlformats.org/drawingml/2006/wordprocessingDrawing" xmlns:w10="urn:schemas-microsoft-com:office:word" xmlns:w="http://schemas.openxmlformats.org/wordprocessingml/2006/main" xmlns:w14="http://schemas.microsoft.com/office/word/2010/wordml" xmlns:w15="http://schemas.microsoft.com/office/word/2012/wordml" xmlns:w16cex="http://schemas.microsoft.com/office/word/2018/wordml/cex" xmlns:w16cid="http://schemas.microsoft.com/office/word/2016/wordml/cid" xmlns:w16="http://schemas.microsoft.com/office/word/2018/wordml" xmlns:w16sdtdh="http://schemas.microsoft.com/office/word/2020/wordml/sdtdatahash" xmlns:w16se="http://schemas.microsoft.com/office/word/2015/wordml/symex" xmlns:wpg="http://schemas.microsoft.com/office/word/2010/wordprocessingGroup" xmlns:wpi="http://schemas.microsoft.com/office/word/2010/wordprocessingInk" xmlns:wne="http://schemas.microsoft.com/office/word/2006/wordml" xmlns:wps="http://schemas.microsoft.com/office/word/2010/wordprocessingShape" mc:Ignorable="w14 w15 w16se w16cid w16 w16cex w16sdtdh wp14">
   <w:docParts>
     <w:docPart>
       <w:docPartPr>
@@ -5306,7 +5304,7 @@
 </file>
 
 <file path=word/glossary/fontTable.xml><?xml version="1.0" encoding="utf-8"?>
-<w:fonts xmlns:mc="http://schemas.openxmlformats.org/markup-compatibility/2006" xmlns:r="http://schemas.openxmlformats.org/officeDocument/2006/relationships" xmlns:w="http://schemas.openxmlformats.org/wordprocessingml/2006/main" xmlns:w14="http://schemas.microsoft.com/office/word/2010/wordml" xmlns:w15="http://schemas.microsoft.com/office/word/2012/wordml" xmlns:w16cex="http://schemas.microsoft.com/office/word/2018/wordml/cex" xmlns:w16cid="http://schemas.microsoft.com/office/word/2016/wordml/cid" xmlns:w16="http://schemas.microsoft.com/office/word/2018/wordml" xmlns:w16du="http://schemas.microsoft.com/office/word/2023/wordml/word16du" xmlns:w16sdtdh="http://schemas.microsoft.com/office/word/2020/wordml/sdtdatahash" xmlns:w16sdtfl="http://schemas.microsoft.com/office/word/2024/wordml/sdtformatlock" xmlns:w16se="http://schemas.microsoft.com/office/word/2015/wordml/symex" mc:Ignorable="w14 w15 w16se w16cid w16 w16cex w16sdtdh w16sdtfl w16du">
+<w:fonts xmlns:mc="http://schemas.openxmlformats.org/markup-compatibility/2006" xmlns:r="http://schemas.openxmlformats.org/officeDocument/2006/relationships" xmlns:w="http://schemas.openxmlformats.org/wordprocessingml/2006/main" xmlns:w14="http://schemas.microsoft.com/office/word/2010/wordml" xmlns:w15="http://schemas.microsoft.com/office/word/2012/wordml" xmlns:w16cex="http://schemas.microsoft.com/office/word/2018/wordml/cex" xmlns:w16cid="http://schemas.microsoft.com/office/word/2016/wordml/cid" xmlns:w16="http://schemas.microsoft.com/office/word/2018/wordml" xmlns:w16sdtdh="http://schemas.microsoft.com/office/word/2020/wordml/sdtdatahash" xmlns:w16se="http://schemas.microsoft.com/office/word/2015/wordml/symex" mc:Ignorable="w14 w15 w16se w16cid w16 w16cex w16sdtdh">
   <w:font w:name="Calibri Light">
     <w:panose1 w:val="020F0302020204030204"/>
     <w:charset w:val="00"/>
@@ -5388,7 +5386,7 @@
 </file>
 
 <file path=word/glossary/settings.xml><?xml version="1.0" encoding="utf-8"?>
-<w:settings xmlns:mc="http://schemas.openxmlformats.org/markup-compatibility/2006" xmlns:o="urn:schemas-microsoft-com:office:office" xmlns:r="http://schemas.openxmlformats.org/officeDocument/2006/relationships" xmlns:m="http://schemas.openxmlformats.org/officeDocument/2006/math" xmlns:v="urn:schemas-microsoft-com:vml" xmlns:w10="urn:schemas-microsoft-com:office:word" xmlns:w="http://schemas.openxmlformats.org/wordprocessingml/2006/main" xmlns:w14="http://schemas.microsoft.com/office/word/2010/wordml" xmlns:w15="http://schemas.microsoft.com/office/word/2012/wordml" xmlns:w16cex="http://schemas.microsoft.com/office/word/2018/wordml/cex" xmlns:w16cid="http://schemas.microsoft.com/office/word/2016/wordml/cid" xmlns:w16="http://schemas.microsoft.com/office/word/2018/wordml" xmlns:w16du="http://schemas.microsoft.com/office/word/2023/wordml/word16du" xmlns:w16sdtdh="http://schemas.microsoft.com/office/word/2020/wordml/sdtdatahash" xmlns:w16sdtfl="http://schemas.microsoft.com/office/word/2024/wordml/sdtformatlock" xmlns:w16se="http://schemas.microsoft.com/office/word/2015/wordml/symex" xmlns:sl="http://schemas.openxmlformats.org/schemaLibrary/2006/main" mc:Ignorable="w14 w15 w16se w16cid w16 w16cex w16sdtdh w16sdtfl w16du">
+<w:settings xmlns:mc="http://schemas.openxmlformats.org/markup-compatibility/2006" xmlns:o="urn:schemas-microsoft-com:office:office" xmlns:r="http://schemas.openxmlformats.org/officeDocument/2006/relationships" xmlns:m="http://schemas.openxmlformats.org/officeDocument/2006/math" xmlns:v="urn:schemas-microsoft-com:vml" xmlns:w10="urn:schemas-microsoft-com:office:word" xmlns:w="http://schemas.openxmlformats.org/wordprocessingml/2006/main" xmlns:w14="http://schemas.microsoft.com/office/word/2010/wordml" xmlns:w15="http://schemas.microsoft.com/office/word/2012/wordml" xmlns:w16cex="http://schemas.microsoft.com/office/word/2018/wordml/cex" xmlns:w16cid="http://schemas.microsoft.com/office/word/2016/wordml/cid" xmlns:w16="http://schemas.microsoft.com/office/word/2018/wordml" xmlns:w16sdtdh="http://schemas.microsoft.com/office/word/2020/wordml/sdtdatahash" xmlns:w16se="http://schemas.microsoft.com/office/word/2015/wordml/symex" xmlns:sl="http://schemas.openxmlformats.org/schemaLibrary/2006/main" mc:Ignorable="w14 w15 w16se w16cid w16 w16cex w16sdtdh">
   <w:view w:val="normal"/>
   <w:revisionView w:markup="0" w:insDel="0" w:formatting="0" w:inkAnnotations="0"/>
   <w:defaultTabStop w:val="720"/>
@@ -5407,6 +5405,8 @@
     <w:rsidRoot w:val="00E77A2D"/>
     <w:rsid w:val="000360C1"/>
     <w:rsid w:val="000C77C7"/>
+    <w:rsid w:val="00125F9E"/>
+    <w:rsid w:val="001B7065"/>
     <w:rsid w:val="00210A8A"/>
     <w:rsid w:val="00212213"/>
     <w:rsid w:val="00213D82"/>
@@ -5462,7 +5462,7 @@
 </file>
 
 <file path=word/glossary/styles.xml><?xml version="1.0" encoding="utf-8"?>
-<w:styles xmlns:mc="http://schemas.openxmlformats.org/markup-compatibility/2006" xmlns:r="http://schemas.openxmlformats.org/officeDocument/2006/relationships" xmlns:w="http://schemas.openxmlformats.org/wordprocessingml/2006/main" xmlns:w14="http://schemas.microsoft.com/office/word/2010/wordml" xmlns:w15="http://schemas.microsoft.com/office/word/2012/wordml" xmlns:w16cex="http://schemas.microsoft.com/office/word/2018/wordml/cex" xmlns:w16cid="http://schemas.microsoft.com/office/word/2016/wordml/cid" xmlns:w16="http://schemas.microsoft.com/office/word/2018/wordml" xmlns:w16du="http://schemas.microsoft.com/office/word/2023/wordml/word16du" xmlns:w16sdtdh="http://schemas.microsoft.com/office/word/2020/wordml/sdtdatahash" xmlns:w16sdtfl="http://schemas.microsoft.com/office/word/2024/wordml/sdtformatlock" xmlns:w16se="http://schemas.microsoft.com/office/word/2015/wordml/symex" mc:Ignorable="w14 w15 w16se w16cid w16 w16cex w16sdtdh w16sdtfl w16du">
+<w:styles xmlns:mc="http://schemas.openxmlformats.org/markup-compatibility/2006" xmlns:r="http://schemas.openxmlformats.org/officeDocument/2006/relationships" xmlns:w="http://schemas.openxmlformats.org/wordprocessingml/2006/main" xmlns:w14="http://schemas.microsoft.com/office/word/2010/wordml" xmlns:w15="http://schemas.microsoft.com/office/word/2012/wordml" xmlns:w16cex="http://schemas.microsoft.com/office/word/2018/wordml/cex" xmlns:w16cid="http://schemas.microsoft.com/office/word/2016/wordml/cid" xmlns:w16="http://schemas.microsoft.com/office/word/2018/wordml" xmlns:w16sdtdh="http://schemas.microsoft.com/office/word/2020/wordml/sdtdatahash" xmlns:w16se="http://schemas.microsoft.com/office/word/2015/wordml/symex" mc:Ignorable="w14 w15 w16se w16cid w16 w16cex w16sdtdh">
   <w:docDefaults>
     <w:rPrDefault>
       <w:rPr>
@@ -6187,7 +6187,7 @@
 </file>
 
 <file path=word/glossary/webSettings.xml><?xml version="1.0" encoding="utf-8"?>
-<w:webSettings xmlns:mc="http://schemas.openxmlformats.org/markup-compatibility/2006" xmlns:r="http://schemas.openxmlformats.org/officeDocument/2006/relationships" xmlns:w="http://schemas.openxmlformats.org/wordprocessingml/2006/main" xmlns:w14="http://schemas.microsoft.com/office/word/2010/wordml" xmlns:w15="http://schemas.microsoft.com/office/word/2012/wordml" xmlns:w16cex="http://schemas.microsoft.com/office/word/2018/wordml/cex" xmlns:w16cid="http://schemas.microsoft.com/office/word/2016/wordml/cid" xmlns:w16="http://schemas.microsoft.com/office/word/2018/wordml" xmlns:w16du="http://schemas.microsoft.com/office/word/2023/wordml/word16du" xmlns:w16sdtdh="http://schemas.microsoft.com/office/word/2020/wordml/sdtdatahash" xmlns:w16sdtfl="http://schemas.microsoft.com/office/word/2024/wordml/sdtformatlock" xmlns:w16se="http://schemas.microsoft.com/office/word/2015/wordml/symex" mc:Ignorable="w14 w15 w16se w16cid w16 w16cex w16sdtdh w16sdtfl w16du">
+<w:webSettings xmlns:mc="http://schemas.openxmlformats.org/markup-compatibility/2006" xmlns:r="http://schemas.openxmlformats.org/officeDocument/2006/relationships" xmlns:w="http://schemas.openxmlformats.org/wordprocessingml/2006/main" xmlns:w14="http://schemas.microsoft.com/office/word/2010/wordml" xmlns:w15="http://schemas.microsoft.com/office/word/2012/wordml" xmlns:w16cex="http://schemas.microsoft.com/office/word/2018/wordml/cex" xmlns:w16cid="http://schemas.microsoft.com/office/word/2016/wordml/cid" xmlns:w16="http://schemas.microsoft.com/office/word/2018/wordml" xmlns:w16sdtdh="http://schemas.microsoft.com/office/word/2020/wordml/sdtdatahash" xmlns:w16se="http://schemas.microsoft.com/office/word/2015/wordml/symex" mc:Ignorable="w14 w15 w16se w16cid w16 w16cex w16sdtdh">
   <w:optimizeForBrowser/>
   <w:allowPNG/>
 </w:webSettings>

--- a/reports/00 - Identification Form.docx
+++ b/reports/00 - Identification Form.docx
@@ -1,6 +1,6 @@
 
 <file path=word/document.xml><?xml version="1.0" encoding="utf-8"?>
-<w:document xmlns:wpc="http://schemas.microsoft.com/office/word/2010/wordprocessingCanvas" xmlns:cx="http://schemas.microsoft.com/office/drawing/2014/chartex" xmlns:cx1="http://schemas.microsoft.com/office/drawing/2015/9/8/chartex" xmlns:cx2="http://schemas.microsoft.com/office/drawing/2015/10/21/chartex" xmlns:cx3="http://schemas.microsoft.com/office/drawing/2016/5/9/chartex" xmlns:cx4="http://schemas.microsoft.com/office/drawing/2016/5/10/chartex" xmlns:cx5="http://schemas.microsoft.com/office/drawing/2016/5/11/chartex" xmlns:cx6="http://schemas.microsoft.com/office/drawing/2016/5/12/chartex" xmlns:cx7="http://schemas.microsoft.com/office/drawing/2016/5/13/chartex" xmlns:cx8="http://schemas.microsoft.com/office/drawing/2016/5/14/chartex" xmlns:mc="http://schemas.openxmlformats.org/markup-compatibility/2006" xmlns:aink="http://schemas.microsoft.com/office/drawing/2016/ink" xmlns:am3d="http://schemas.microsoft.com/office/drawing/2017/model3d" xmlns:o="urn:schemas-microsoft-com:office:office" xmlns:oel="http://schemas.microsoft.com/office/2019/extlst" xmlns:r="http://schemas.openxmlformats.org/officeDocument/2006/relationships" xmlns:m="http://schemas.openxmlformats.org/officeDocument/2006/math" xmlns:v="urn:schemas-microsoft-com:vml" xmlns:wp14="http://schemas.microsoft.com/office/word/2010/wordprocessingDrawing" xmlns:wp="http://schemas.openxmlformats.org/drawingml/2006/wordprocessingDrawing" xmlns:w10="urn:schemas-microsoft-com:office:word" xmlns:w="http://schemas.openxmlformats.org/wordprocessingml/2006/main" xmlns:w14="http://schemas.microsoft.com/office/word/2010/wordml" xmlns:w15="http://schemas.microsoft.com/office/word/2012/wordml" xmlns:w16cex="http://schemas.microsoft.com/office/word/2018/wordml/cex" xmlns:w16cid="http://schemas.microsoft.com/office/word/2016/wordml/cid" xmlns:w16="http://schemas.microsoft.com/office/word/2018/wordml" xmlns:w16sdtdh="http://schemas.microsoft.com/office/word/2020/wordml/sdtdatahash" xmlns:w16se="http://schemas.microsoft.com/office/word/2015/wordml/symex" xmlns:wpg="http://schemas.microsoft.com/office/word/2010/wordprocessingGroup" xmlns:wpi="http://schemas.microsoft.com/office/word/2010/wordprocessingInk" xmlns:wne="http://schemas.microsoft.com/office/word/2006/wordml" xmlns:wps="http://schemas.microsoft.com/office/word/2010/wordprocessingShape" mc:Ignorable="w14 w15 w16se w16cid w16 w16cex w16sdtdh wp14">
+<w:document xmlns:wpc="http://schemas.microsoft.com/office/word/2010/wordprocessingCanvas" xmlns:cx="http://schemas.microsoft.com/office/drawing/2014/chartex" xmlns:cx1="http://schemas.microsoft.com/office/drawing/2015/9/8/chartex" xmlns:cx2="http://schemas.microsoft.com/office/drawing/2015/10/21/chartex" xmlns:cx3="http://schemas.microsoft.com/office/drawing/2016/5/9/chartex" xmlns:cx4="http://schemas.microsoft.com/office/drawing/2016/5/10/chartex" xmlns:cx5="http://schemas.microsoft.com/office/drawing/2016/5/11/chartex" xmlns:cx6="http://schemas.microsoft.com/office/drawing/2016/5/12/chartex" xmlns:cx7="http://schemas.microsoft.com/office/drawing/2016/5/13/chartex" xmlns:cx8="http://schemas.microsoft.com/office/drawing/2016/5/14/chartex" xmlns:mc="http://schemas.openxmlformats.org/markup-compatibility/2006" xmlns:aink="http://schemas.microsoft.com/office/drawing/2016/ink" xmlns:am3d="http://schemas.microsoft.com/office/drawing/2017/model3d" xmlns:o="urn:schemas-microsoft-com:office:office" xmlns:oel="http://schemas.microsoft.com/office/2019/extlst" xmlns:r="http://schemas.openxmlformats.org/officeDocument/2006/relationships" xmlns:m="http://schemas.openxmlformats.org/officeDocument/2006/math" xmlns:v="urn:schemas-microsoft-com:vml" xmlns:wp14="http://schemas.microsoft.com/office/word/2010/wordprocessingDrawing" xmlns:wp="http://schemas.openxmlformats.org/drawingml/2006/wordprocessingDrawing" xmlns:w10="urn:schemas-microsoft-com:office:word" xmlns:w="http://schemas.openxmlformats.org/wordprocessingml/2006/main" xmlns:w14="http://schemas.microsoft.com/office/word/2010/wordml" xmlns:w15="http://schemas.microsoft.com/office/word/2012/wordml" xmlns:w16cex="http://schemas.microsoft.com/office/word/2018/wordml/cex" xmlns:w16cid="http://schemas.microsoft.com/office/word/2016/wordml/cid" xmlns:w16="http://schemas.microsoft.com/office/word/2018/wordml" xmlns:w16du="http://schemas.microsoft.com/office/word/2023/wordml/word16du" xmlns:w16sdtdh="http://schemas.microsoft.com/office/word/2020/wordml/sdtdatahash" xmlns:w16sdtfl="http://schemas.microsoft.com/office/word/2024/wordml/sdtformatlock" xmlns:w16se="http://schemas.microsoft.com/office/word/2015/wordml/symex" xmlns:wpg="http://schemas.microsoft.com/office/word/2010/wordprocessingGroup" xmlns:wpi="http://schemas.microsoft.com/office/word/2010/wordprocessingInk" xmlns:wne="http://schemas.microsoft.com/office/word/2006/wordml" xmlns:wps="http://schemas.microsoft.com/office/word/2010/wordprocessingShape" mc:Ignorable="w14 w15 w16se w16cid w16 w16cex w16sdtdh w16sdtfl w16du wp14">
   <w:body>
     <w:p>
       <w:pPr>
@@ -482,15 +482,24 @@
                   <w:docPart w:val="86462A3115F240619C10F4371A2E6A3E"/>
                 </w:placeholder>
               </w:sdtPr>
-              <w:sdtEndPr/>
               <w:sdtContent>
+                <w:proofErr w:type="spellStart"/>
                 <w:r>
                   <w:rPr>
                     <w:rFonts w:asciiTheme="majorHAnsi" w:eastAsia="Calibri Light" w:hAnsiTheme="majorHAnsi" w:cstheme="majorHAnsi"/>
                     <w:i/>
                     <w:iCs/>
                   </w:rPr>
-                  <w:t>manumnzz/DP2-2526-G010</w:t>
+                  <w:t>manumnzz</w:t>
+                </w:r>
+                <w:proofErr w:type="spellEnd"/>
+                <w:r>
+                  <w:rPr>
+                    <w:rFonts w:asciiTheme="majorHAnsi" w:eastAsia="Calibri Light" w:hAnsiTheme="majorHAnsi" w:cstheme="majorHAnsi"/>
+                    <w:i/>
+                    <w:iCs/>
+                  </w:rPr>
+                  <w:t>/DP2-2526-G010</w:t>
                 </w:r>
               </w:sdtContent>
             </w:sdt>
@@ -619,7 +628,6 @@
               <w:docPart w:val="87A87B68081E4C51824181939A8312B9"/>
             </w:placeholder>
           </w:sdtPr>
-          <w:sdtEndPr/>
           <w:sdtContent>
             <w:tc>
               <w:tcPr>
@@ -696,7 +704,6 @@
               <w:docPart w:val="6EEE99372F0D4FB5A03EB0BDF6AF76C7"/>
             </w:placeholder>
           </w:sdtPr>
-          <w:sdtEndPr/>
           <w:sdtContent>
             <w:tc>
               <w:tcPr>
@@ -782,7 +789,6 @@
               <w:docPart w:val="A62D95033FBF4F108A16844BF9735A65"/>
             </w:placeholder>
           </w:sdtPr>
-          <w:sdtEndPr/>
           <w:sdtContent>
             <w:tc>
               <w:tcPr>
@@ -800,6 +806,7 @@
                     <w:lang w:val="es-ES"/>
                   </w:rPr>
                 </w:pPr>
+                <w:proofErr w:type="spellStart"/>
                 <w:r>
                   <w:rPr>
                     <w:rFonts w:asciiTheme="majorHAnsi" w:eastAsia="Calibri" w:hAnsiTheme="majorHAnsi" w:cstheme="majorHAnsi"/>
@@ -810,6 +817,7 @@
                   </w:rPr>
                   <w:t>manbuzmun</w:t>
                 </w:r>
+                <w:proofErr w:type="spellEnd"/>
               </w:p>
             </w:tc>
           </w:sdtContent>
@@ -863,7 +871,6 @@
               <w:docPart w:val="82942A0EA77541EF928400BF197CB291"/>
             </w:placeholder>
           </w:sdtPr>
-          <w:sdtEndPr/>
           <w:sdtContent>
             <w:tc>
               <w:tcPr>
@@ -947,7 +954,6 @@
               <w:docPart w:val="4837284C9B7146B5BB29B30A3C2E7BEE"/>
             </w:placeholder>
           </w:sdtPr>
-          <w:sdtEndPr/>
           <w:sdtContent>
             <w:tc>
               <w:tcPr>
@@ -965,6 +971,7 @@
                     <w:lang w:val="es-ES"/>
                   </w:rPr>
                 </w:pPr>
+                <w:proofErr w:type="spellStart"/>
                 <w:r>
                   <w:rPr>
                     <w:rFonts w:asciiTheme="majorHAnsi" w:eastAsia="Calibri" w:hAnsiTheme="majorHAnsi" w:cstheme="majorHAnsi"/>
@@ -973,7 +980,18 @@
                     <w:sz w:val="22"/>
                     <w:szCs w:val="22"/>
                   </w:rPr>
-                  <w:t>Buzón Muñoz, Manuel Zoilo</w:t>
+                  <w:t>Buzón</w:t>
+                </w:r>
+                <w:proofErr w:type="spellEnd"/>
+                <w:r>
+                  <w:rPr>
+                    <w:rFonts w:asciiTheme="majorHAnsi" w:eastAsia="Calibri" w:hAnsiTheme="majorHAnsi" w:cstheme="majorHAnsi"/>
+                    <w:i/>
+                    <w:iCs/>
+                    <w:sz w:val="22"/>
+                    <w:szCs w:val="22"/>
+                  </w:rPr>
+                  <w:t xml:space="preserve"> Muñoz, Manuel Zoilo</w:t>
                 </w:r>
               </w:p>
             </w:tc>
@@ -1028,7 +1046,6 @@
               <w:docPart w:val="1D4305A9657A4581875BF2F5A67E0B98"/>
             </w:placeholder>
           </w:sdtPr>
-          <w:sdtEndPr/>
           <w:sdtContent>
             <w:tc>
               <w:tcPr>
@@ -1134,7 +1151,6 @@
               <w:docPart w:val="A7AE45289F684C248633B8ED2BC66CB9"/>
             </w:placeholder>
           </w:sdtPr>
-          <w:sdtEndPr/>
           <w:sdtContent>
             <w:tc>
               <w:tcPr>
@@ -1235,7 +1251,6 @@
               <w:docPart w:val="4AB32200232041A5AAE9D047CBEFE3E7"/>
             </w:placeholder>
           </w:sdtPr>
-          <w:sdtEndPr/>
           <w:sdtContent>
             <w:tc>
               <w:tcPr>
@@ -1416,7 +1431,6 @@
               <w:docPart w:val="F3B073C01B5E457BA242F3CFEED75BE3"/>
             </w:placeholder>
           </w:sdtPr>
-          <w:sdtEndPr/>
           <w:sdtContent>
             <w:tc>
               <w:tcPr>
@@ -1497,7 +1511,6 @@
               <w:docPart w:val="CCE8BE800C3C4B24AA8997CB0E0CAFBA"/>
             </w:placeholder>
           </w:sdtPr>
-          <w:sdtEndPr/>
           <w:sdtContent>
             <w:tc>
               <w:tcPr>
@@ -1583,7 +1596,6 @@
               <w:docPart w:val="CD2BC451BDF8405EBE3ACC7EDD7D3E98"/>
             </w:placeholder>
           </w:sdtPr>
-          <w:sdtEndPr/>
           <w:sdtContent>
             <w:tc>
               <w:tcPr>
@@ -1601,6 +1613,7 @@
                     <w:lang w:val="es-ES"/>
                   </w:rPr>
                 </w:pPr>
+                <w:proofErr w:type="spellStart"/>
                 <w:r>
                   <w:rPr>
                     <w:rFonts w:asciiTheme="majorHAnsi" w:eastAsia="Calibri" w:hAnsiTheme="majorHAnsi" w:cstheme="majorHAnsi"/>
@@ -1611,6 +1624,7 @@
                   </w:rPr>
                   <w:t>manlavcor</w:t>
                 </w:r>
+                <w:proofErr w:type="spellEnd"/>
               </w:p>
             </w:tc>
           </w:sdtContent>
@@ -1664,7 +1678,6 @@
               <w:docPart w:val="62EED9D271B348F3B7941B79E8F1931F"/>
             </w:placeholder>
           </w:sdtPr>
-          <w:sdtEndPr/>
           <w:sdtContent>
             <w:tc>
               <w:tcPr>
@@ -1750,7 +1763,6 @@
               <w:docPart w:val="6EC4D74791DA4F97949C707E193398CF"/>
             </w:placeholder>
           </w:sdtPr>
-          <w:sdtEndPr/>
           <w:sdtContent>
             <w:tc>
               <w:tcPr>
@@ -1832,7 +1844,6 @@
               <w:docPart w:val="56B2D3D229D94BF1B0D97FF66FA23841"/>
             </w:placeholder>
           </w:sdtPr>
-          <w:sdtEndPr/>
           <w:sdtContent>
             <w:tc>
               <w:tcPr>
@@ -1939,7 +1950,6 @@
               <w:docPart w:val="6B5FFBB2718245888FF8C980710E55F7"/>
             </w:placeholder>
           </w:sdtPr>
-          <w:sdtEndPr/>
           <w:sdtContent>
             <w:tc>
               <w:tcPr>
@@ -2040,7 +2050,6 @@
               <w:docPart w:val="236435531F2D4632BB7DCEAA5677A7DA"/>
             </w:placeholder>
           </w:sdtPr>
-          <w:sdtEndPr/>
           <w:sdtContent>
             <w:tc>
               <w:tcPr>
@@ -2189,9 +2198,7 @@
             <w:placeholder>
               <w:docPart w:val="07C1E16562F744CDA1108996FDC4506E"/>
             </w:placeholder>
-            <w:showingPlcHdr/>
           </w:sdtPr>
-          <w:sdtEndPr/>
           <w:sdtContent>
             <w:tc>
               <w:tcPr>
@@ -2210,15 +2217,13 @@
                 </w:pPr>
                 <w:r>
                   <w:rPr>
-                    <w:rStyle w:val="Textodelmarcadordeposicin"/>
+                    <w:rFonts w:asciiTheme="majorHAnsi" w:eastAsia="Calibri" w:hAnsiTheme="majorHAnsi" w:cstheme="majorHAnsi"/>
                     <w:i/>
                     <w:iCs/>
                     <w:sz w:val="22"/>
                     <w:szCs w:val="22"/>
-                    <w:shd w:val="clear" w:color="auto" w:fill="FFF2CC" w:themeFill="accent4" w:themeFillTint="33"/>
-                    <w:lang w:val="es-ES"/>
                   </w:rPr>
-                  <w:t>Your institutional email</w:t>
+                  <w:t>sanrodper@alum.us.es</w:t>
                 </w:r>
               </w:p>
             </w:tc>
@@ -2302,9 +2307,7 @@
             <w:placeholder>
               <w:docPart w:val="A504451A6B544C7BA821505A41F511E6"/>
             </w:placeholder>
-            <w:showingPlcHdr/>
           </w:sdtPr>
-          <w:sdtEndPr/>
           <w:sdtContent>
             <w:tc>
               <w:tcPr>
@@ -2323,15 +2326,13 @@
                 </w:pPr>
                 <w:r>
                   <w:rPr>
-                    <w:rStyle w:val="Textodelmarcadordeposicin"/>
+                    <w:rFonts w:asciiTheme="majorHAnsi" w:eastAsia="Calibri" w:hAnsiTheme="majorHAnsi" w:cstheme="majorHAnsi"/>
                     <w:i/>
                     <w:iCs/>
                     <w:sz w:val="22"/>
                     <w:szCs w:val="22"/>
-                    <w:shd w:val="clear" w:color="auto" w:fill="FFF2CC" w:themeFill="accent4" w:themeFillTint="33"/>
-                    <w:lang w:val="es-ES"/>
                   </w:rPr>
-                  <w:t>Your UVUS</w:t>
+                  <w:t>VVM0744</w:t>
                 </w:r>
               </w:p>
             </w:tc>
@@ -2416,9 +2417,7 @@
             <w:placeholder>
               <w:docPart w:val="8F785ACB1CB0409098930478E3F27483"/>
             </w:placeholder>
-            <w:showingPlcHdr/>
           </w:sdtPr>
-          <w:sdtEndPr/>
           <w:sdtContent>
             <w:tc>
               <w:tcPr>
@@ -2435,18 +2434,45 @@
                     <w:szCs w:val="22"/>
                   </w:rPr>
                 </w:pPr>
+                <w:proofErr w:type="spellStart"/>
                 <w:r>
                   <w:rPr>
-                    <w:rStyle w:val="Textodelmarcadordeposicin"/>
+                    <w:rFonts w:asciiTheme="majorHAnsi" w:eastAsia="Calibri" w:hAnsiTheme="majorHAnsi" w:cstheme="majorHAnsi"/>
                     <w:i/>
                     <w:iCs/>
                     <w:sz w:val="22"/>
                     <w:szCs w:val="22"/>
-                    <w:shd w:val="clear" w:color="auto" w:fill="FFF2CC" w:themeFill="accent4" w:themeFillTint="33"/>
                     <w:lang w:val="es-ES"/>
                   </w:rPr>
-                  <w:t>Surname, Name</w:t>
+                  <w:t>Rodriguez</w:t>
                 </w:r>
+                <w:proofErr w:type="spellEnd"/>
+                <w:r>
+                  <w:rPr>
+                    <w:rFonts w:asciiTheme="majorHAnsi" w:eastAsia="Calibri" w:hAnsiTheme="majorHAnsi" w:cstheme="majorHAnsi"/>
+                    <w:i/>
+                    <w:iCs/>
+                    <w:sz w:val="22"/>
+                    <w:szCs w:val="22"/>
+                    <w:lang w:val="es-ES"/>
+                  </w:rPr>
+                  <w:t xml:space="preserve"> </w:t>
+                </w:r>
+                <w:proofErr w:type="spellStart"/>
+                <w:proofErr w:type="gramStart"/>
+                <w:r>
+                  <w:rPr>
+                    <w:rFonts w:asciiTheme="majorHAnsi" w:eastAsia="Calibri" w:hAnsiTheme="majorHAnsi" w:cstheme="majorHAnsi"/>
+                    <w:i/>
+                    <w:iCs/>
+                    <w:sz w:val="22"/>
+                    <w:szCs w:val="22"/>
+                    <w:lang w:val="es-ES"/>
+                  </w:rPr>
+                  <w:t>Perez,Santiago</w:t>
+                </w:r>
+                <w:proofErr w:type="spellEnd"/>
+                <w:proofErr w:type="gramEnd"/>
               </w:p>
             </w:tc>
           </w:sdtContent>
@@ -2549,9 +2575,7 @@
             <w:placeholder>
               <w:docPart w:val="B7591F2B336648E58636ED4C22A5E629"/>
             </w:placeholder>
-            <w:showingPlcHdr/>
           </w:sdtPr>
-          <w:sdtEndPr/>
           <w:sdtContent>
             <w:tc>
               <w:tcPr>
@@ -2570,15 +2594,13 @@
                 </w:pPr>
                 <w:r>
                   <w:rPr>
-                    <w:rStyle w:val="Textodelmarcadordeposicin"/>
+                    <w:rFonts w:asciiTheme="majorHAnsi" w:eastAsia="Calibri" w:hAnsiTheme="majorHAnsi" w:cstheme="majorHAnsi"/>
                     <w:i/>
                     <w:iCs/>
                     <w:sz w:val="22"/>
                     <w:szCs w:val="22"/>
-                    <w:shd w:val="clear" w:color="auto" w:fill="FFF2CC" w:themeFill="accent4" w:themeFillTint="33"/>
-                    <w:lang w:val="es-ES"/>
                   </w:rPr>
-                  <w:t>Roles</w:t>
+                  <w:t>Developer, Tester</w:t>
                 </w:r>
               </w:p>
             </w:tc>
@@ -2684,7 +2706,6 @@
                 </w:placeholder>
                 <w:showingPlcHdr/>
               </w:sdtPr>
-              <w:sdtEndPr/>
               <w:sdtContent>
                 <w:r>
                   <w:rPr>
@@ -2773,7 +2794,7 @@
 </file>
 
 <file path=word/numbering.xml><?xml version="1.0" encoding="utf-8"?>
-<w:numbering xmlns:wpc="http://schemas.microsoft.com/office/word/2010/wordprocessingCanvas" xmlns:cx="http://schemas.microsoft.com/office/drawing/2014/chartex" xmlns:cx1="http://schemas.microsoft.com/office/drawing/2015/9/8/chartex" xmlns:cx2="http://schemas.microsoft.com/office/drawing/2015/10/21/chartex" xmlns:cx3="http://schemas.microsoft.com/office/drawing/2016/5/9/chartex" xmlns:cx4="http://schemas.microsoft.com/office/drawing/2016/5/10/chartex" xmlns:cx5="http://schemas.microsoft.com/office/drawing/2016/5/11/chartex" xmlns:cx6="http://schemas.microsoft.com/office/drawing/2016/5/12/chartex" xmlns:cx7="http://schemas.microsoft.com/office/drawing/2016/5/13/chartex" xmlns:cx8="http://schemas.microsoft.com/office/drawing/2016/5/14/chartex" xmlns:mc="http://schemas.openxmlformats.org/markup-compatibility/2006" xmlns:aink="http://schemas.microsoft.com/office/drawing/2016/ink" xmlns:am3d="http://schemas.microsoft.com/office/drawing/2017/model3d" xmlns:o="urn:schemas-microsoft-com:office:office" xmlns:oel="http://schemas.microsoft.com/office/2019/extlst" xmlns:r="http://schemas.openxmlformats.org/officeDocument/2006/relationships" xmlns:m="http://schemas.openxmlformats.org/officeDocument/2006/math" xmlns:v="urn:schemas-microsoft-com:vml" xmlns:wp14="http://schemas.microsoft.com/office/word/2010/wordprocessingDrawing" xmlns:wp="http://schemas.openxmlformats.org/drawingml/2006/wordprocessingDrawing" xmlns:w10="urn:schemas-microsoft-com:office:word" xmlns:w="http://schemas.openxmlformats.org/wordprocessingml/2006/main" xmlns:w14="http://schemas.microsoft.com/office/word/2010/wordml" xmlns:w15="http://schemas.microsoft.com/office/word/2012/wordml" xmlns:w16cex="http://schemas.microsoft.com/office/word/2018/wordml/cex" xmlns:w16cid="http://schemas.microsoft.com/office/word/2016/wordml/cid" xmlns:w16="http://schemas.microsoft.com/office/word/2018/wordml" xmlns:w16sdtdh="http://schemas.microsoft.com/office/word/2020/wordml/sdtdatahash" xmlns:w16se="http://schemas.microsoft.com/office/word/2015/wordml/symex" xmlns:wpg="http://schemas.microsoft.com/office/word/2010/wordprocessingGroup" xmlns:wpi="http://schemas.microsoft.com/office/word/2010/wordprocessingInk" xmlns:wne="http://schemas.microsoft.com/office/word/2006/wordml" xmlns:wps="http://schemas.microsoft.com/office/word/2010/wordprocessingShape" mc:Ignorable="w14 w15 w16se w16cid w16 w16cex w16sdtdh wp14">
+<w:numbering xmlns:wpc="http://schemas.microsoft.com/office/word/2010/wordprocessingCanvas" xmlns:cx="http://schemas.microsoft.com/office/drawing/2014/chartex" xmlns:cx1="http://schemas.microsoft.com/office/drawing/2015/9/8/chartex" xmlns:cx2="http://schemas.microsoft.com/office/drawing/2015/10/21/chartex" xmlns:cx3="http://schemas.microsoft.com/office/drawing/2016/5/9/chartex" xmlns:cx4="http://schemas.microsoft.com/office/drawing/2016/5/10/chartex" xmlns:cx5="http://schemas.microsoft.com/office/drawing/2016/5/11/chartex" xmlns:cx6="http://schemas.microsoft.com/office/drawing/2016/5/12/chartex" xmlns:cx7="http://schemas.microsoft.com/office/drawing/2016/5/13/chartex" xmlns:cx8="http://schemas.microsoft.com/office/drawing/2016/5/14/chartex" xmlns:mc="http://schemas.openxmlformats.org/markup-compatibility/2006" xmlns:aink="http://schemas.microsoft.com/office/drawing/2016/ink" xmlns:am3d="http://schemas.microsoft.com/office/drawing/2017/model3d" xmlns:o="urn:schemas-microsoft-com:office:office" xmlns:oel="http://schemas.microsoft.com/office/2019/extlst" xmlns:r="http://schemas.openxmlformats.org/officeDocument/2006/relationships" xmlns:m="http://schemas.openxmlformats.org/officeDocument/2006/math" xmlns:v="urn:schemas-microsoft-com:vml" xmlns:wp14="http://schemas.microsoft.com/office/word/2010/wordprocessingDrawing" xmlns:wp="http://schemas.openxmlformats.org/drawingml/2006/wordprocessingDrawing" xmlns:w10="urn:schemas-microsoft-com:office:word" xmlns:w="http://schemas.openxmlformats.org/wordprocessingml/2006/main" xmlns:w14="http://schemas.microsoft.com/office/word/2010/wordml" xmlns:w15="http://schemas.microsoft.com/office/word/2012/wordml" xmlns:w16cex="http://schemas.microsoft.com/office/word/2018/wordml/cex" xmlns:w16cid="http://schemas.microsoft.com/office/word/2016/wordml/cid" xmlns:w16="http://schemas.microsoft.com/office/word/2018/wordml" xmlns:w16du="http://schemas.microsoft.com/office/word/2023/wordml/word16du" xmlns:w16sdtdh="http://schemas.microsoft.com/office/word/2020/wordml/sdtdatahash" xmlns:w16sdtfl="http://schemas.microsoft.com/office/word/2024/wordml/sdtformatlock" xmlns:w16se="http://schemas.microsoft.com/office/word/2015/wordml/symex" xmlns:wpg="http://schemas.microsoft.com/office/word/2010/wordprocessingGroup" xmlns:wpi="http://schemas.microsoft.com/office/word/2010/wordprocessingInk" xmlns:wne="http://schemas.microsoft.com/office/word/2006/wordml" xmlns:wps="http://schemas.microsoft.com/office/word/2010/wordprocessingShape" mc:Ignorable="w14 w15 w16se w16cid w16 w16cex w16sdtdh w16sdtfl w16du wp14">
   <w:abstractNum w:abstractNumId="0" w15:restartNumberingAfterBreak="0">
     <w:nsid w:val="FFFFFF88"/>
     <w:multiLevelType w:val="singleLevel"/>
@@ -3635,7 +3656,7 @@
 </file>
 
 <file path=word/styles.xml><?xml version="1.0" encoding="utf-8"?>
-<w:styles xmlns:mc="http://schemas.openxmlformats.org/markup-compatibility/2006" xmlns:r="http://schemas.openxmlformats.org/officeDocument/2006/relationships" xmlns:w="http://schemas.openxmlformats.org/wordprocessingml/2006/main" xmlns:w14="http://schemas.microsoft.com/office/word/2010/wordml" xmlns:w15="http://schemas.microsoft.com/office/word/2012/wordml" xmlns:w16cex="http://schemas.microsoft.com/office/word/2018/wordml/cex" xmlns:w16cid="http://schemas.microsoft.com/office/word/2016/wordml/cid" xmlns:w16="http://schemas.microsoft.com/office/word/2018/wordml" xmlns:w16sdtdh="http://schemas.microsoft.com/office/word/2020/wordml/sdtdatahash" xmlns:w16se="http://schemas.microsoft.com/office/word/2015/wordml/symex" mc:Ignorable="w14 w15 w16se w16cid w16 w16cex w16sdtdh">
+<w:styles xmlns:mc="http://schemas.openxmlformats.org/markup-compatibility/2006" xmlns:r="http://schemas.openxmlformats.org/officeDocument/2006/relationships" xmlns:w="http://schemas.openxmlformats.org/wordprocessingml/2006/main" xmlns:w14="http://schemas.microsoft.com/office/word/2010/wordml" xmlns:w15="http://schemas.microsoft.com/office/word/2012/wordml" xmlns:w16cex="http://schemas.microsoft.com/office/word/2018/wordml/cex" xmlns:w16cid="http://schemas.microsoft.com/office/word/2016/wordml/cid" xmlns:w16="http://schemas.microsoft.com/office/word/2018/wordml" xmlns:w16du="http://schemas.microsoft.com/office/word/2023/wordml/word16du" xmlns:w16sdtdh="http://schemas.microsoft.com/office/word/2020/wordml/sdtdatahash" xmlns:w16sdtfl="http://schemas.microsoft.com/office/word/2024/wordml/sdtformatlock" xmlns:w16se="http://schemas.microsoft.com/office/word/2015/wordml/symex" mc:Ignorable="w14 w15 w16se w16cid w16 w16cex w16sdtdh w16sdtfl w16du">
   <w:docDefaults>
     <w:rPrDefault>
       <w:rPr>
@@ -4405,7 +4426,7 @@
       <w:ind w:left="567" w:hanging="567"/>
     </w:pPr>
   </w:style>
-  <w:style w:type="character" w:styleId="Textoennegrita">
+  <w:style w:type="character" w:styleId="Fuerte">
     <w:name w:val="Strong"/>
     <w:basedOn w:val="Fuentedeprrafopredeter"/>
     <w:uiPriority w:val="22"/>
@@ -4558,7 +4579,7 @@
 </file>
 
 <file path=word/glossary/document.xml><?xml version="1.0" encoding="utf-8"?>
-<w:glossaryDocument xmlns:wpc="http://schemas.microsoft.com/office/word/2010/wordprocessingCanvas" xmlns:cx="http://schemas.microsoft.com/office/drawing/2014/chartex" xmlns:cx1="http://schemas.microsoft.com/office/drawing/2015/9/8/chartex" xmlns:cx2="http://schemas.microsoft.com/office/drawing/2015/10/21/chartex" xmlns:cx3="http://schemas.microsoft.com/office/drawing/2016/5/9/chartex" xmlns:cx4="http://schemas.microsoft.com/office/drawing/2016/5/10/chartex" xmlns:cx5="http://schemas.microsoft.com/office/drawing/2016/5/11/chartex" xmlns:cx6="http://schemas.microsoft.com/office/drawing/2016/5/12/chartex" xmlns:cx7="http://schemas.microsoft.com/office/drawing/2016/5/13/chartex" xmlns:cx8="http://schemas.microsoft.com/office/drawing/2016/5/14/chartex" xmlns:mc="http://schemas.openxmlformats.org/markup-compatibility/2006" xmlns:aink="http://schemas.microsoft.com/office/drawing/2016/ink" xmlns:am3d="http://schemas.microsoft.com/office/drawing/2017/model3d" xmlns:o="urn:schemas-microsoft-com:office:office" xmlns:oel="http://schemas.microsoft.com/office/2019/extlst" xmlns:r="http://schemas.openxmlformats.org/officeDocument/2006/relationships" xmlns:m="http://schemas.openxmlformats.org/officeDocument/2006/math" xmlns:v="urn:schemas-microsoft-com:vml" xmlns:wp14="http://schemas.microsoft.com/office/word/2010/wordprocessingDrawing" xmlns:wp="http://schemas.openxmlformats.org/drawingml/2006/wordprocessingDrawing" xmlns:w10="urn:schemas-microsoft-com:office:word" xmlns:w="http://schemas.openxmlformats.org/wordprocessingml/2006/main" xmlns:w14="http://schemas.microsoft.com/office/word/2010/wordml" xmlns:w15="http://schemas.microsoft.com/office/word/2012/wordml" xmlns:w16cex="http://schemas.microsoft.com/office/word/2018/wordml/cex" xmlns:w16cid="http://schemas.microsoft.com/office/word/2016/wordml/cid" xmlns:w16="http://schemas.microsoft.com/office/word/2018/wordml" xmlns:w16sdtdh="http://schemas.microsoft.com/office/word/2020/wordml/sdtdatahash" xmlns:w16se="http://schemas.microsoft.com/office/word/2015/wordml/symex" xmlns:wpg="http://schemas.microsoft.com/office/word/2010/wordprocessingGroup" xmlns:wpi="http://schemas.microsoft.com/office/word/2010/wordprocessingInk" xmlns:wne="http://schemas.microsoft.com/office/word/2006/wordml" xmlns:wps="http://schemas.microsoft.com/office/word/2010/wordprocessingShape" mc:Ignorable="w14 w15 w16se w16cid w16 w16cex w16sdtdh wp14">
+<w:glossaryDocument xmlns:wpc="http://schemas.microsoft.com/office/word/2010/wordprocessingCanvas" xmlns:cx="http://schemas.microsoft.com/office/drawing/2014/chartex" xmlns:cx1="http://schemas.microsoft.com/office/drawing/2015/9/8/chartex" xmlns:cx2="http://schemas.microsoft.com/office/drawing/2015/10/21/chartex" xmlns:cx3="http://schemas.microsoft.com/office/drawing/2016/5/9/chartex" xmlns:cx4="http://schemas.microsoft.com/office/drawing/2016/5/10/chartex" xmlns:cx5="http://schemas.microsoft.com/office/drawing/2016/5/11/chartex" xmlns:cx6="http://schemas.microsoft.com/office/drawing/2016/5/12/chartex" xmlns:cx7="http://schemas.microsoft.com/office/drawing/2016/5/13/chartex" xmlns:cx8="http://schemas.microsoft.com/office/drawing/2016/5/14/chartex" xmlns:mc="http://schemas.openxmlformats.org/markup-compatibility/2006" xmlns:aink="http://schemas.microsoft.com/office/drawing/2016/ink" xmlns:am3d="http://schemas.microsoft.com/office/drawing/2017/model3d" xmlns:o="urn:schemas-microsoft-com:office:office" xmlns:oel="http://schemas.microsoft.com/office/2019/extlst" xmlns:r="http://schemas.openxmlformats.org/officeDocument/2006/relationships" xmlns:m="http://schemas.openxmlformats.org/officeDocument/2006/math" xmlns:v="urn:schemas-microsoft-com:vml" xmlns:wp14="http://schemas.microsoft.com/office/word/2010/wordprocessingDrawing" xmlns:wp="http://schemas.openxmlformats.org/drawingml/2006/wordprocessingDrawing" xmlns:w10="urn:schemas-microsoft-com:office:word" xmlns:w="http://schemas.openxmlformats.org/wordprocessingml/2006/main" xmlns:w14="http://schemas.microsoft.com/office/word/2010/wordml" xmlns:w15="http://schemas.microsoft.com/office/word/2012/wordml" xmlns:w16cex="http://schemas.microsoft.com/office/word/2018/wordml/cex" xmlns:w16cid="http://schemas.microsoft.com/office/word/2016/wordml/cid" xmlns:w16="http://schemas.microsoft.com/office/word/2018/wordml" xmlns:w16du="http://schemas.microsoft.com/office/word/2023/wordml/word16du" xmlns:w16sdtdh="http://schemas.microsoft.com/office/word/2020/wordml/sdtdatahash" xmlns:w16sdtfl="http://schemas.microsoft.com/office/word/2024/wordml/sdtformatlock" xmlns:w16se="http://schemas.microsoft.com/office/word/2015/wordml/symex" xmlns:wpg="http://schemas.microsoft.com/office/word/2010/wordprocessingGroup" xmlns:wpi="http://schemas.microsoft.com/office/word/2010/wordprocessingInk" xmlns:wne="http://schemas.microsoft.com/office/word/2006/wordml" xmlns:wps="http://schemas.microsoft.com/office/word/2010/wordprocessingShape" mc:Ignorable="w14 w15 w16se w16cid w16 w16cex w16sdtdh w16sdtfl w16du wp14">
   <w:docParts>
     <w:docPart>
       <w:docPartPr>
@@ -5304,7 +5325,7 @@
 </file>
 
 <file path=word/glossary/fontTable.xml><?xml version="1.0" encoding="utf-8"?>
-<w:fonts xmlns:mc="http://schemas.openxmlformats.org/markup-compatibility/2006" xmlns:r="http://schemas.openxmlformats.org/officeDocument/2006/relationships" xmlns:w="http://schemas.openxmlformats.org/wordprocessingml/2006/main" xmlns:w14="http://schemas.microsoft.com/office/word/2010/wordml" xmlns:w15="http://schemas.microsoft.com/office/word/2012/wordml" xmlns:w16cex="http://schemas.microsoft.com/office/word/2018/wordml/cex" xmlns:w16cid="http://schemas.microsoft.com/office/word/2016/wordml/cid" xmlns:w16="http://schemas.microsoft.com/office/word/2018/wordml" xmlns:w16sdtdh="http://schemas.microsoft.com/office/word/2020/wordml/sdtdatahash" xmlns:w16se="http://schemas.microsoft.com/office/word/2015/wordml/symex" mc:Ignorable="w14 w15 w16se w16cid w16 w16cex w16sdtdh">
+<w:fonts xmlns:mc="http://schemas.openxmlformats.org/markup-compatibility/2006" xmlns:r="http://schemas.openxmlformats.org/officeDocument/2006/relationships" xmlns:w="http://schemas.openxmlformats.org/wordprocessingml/2006/main" xmlns:w14="http://schemas.microsoft.com/office/word/2010/wordml" xmlns:w15="http://schemas.microsoft.com/office/word/2012/wordml" xmlns:w16cex="http://schemas.microsoft.com/office/word/2018/wordml/cex" xmlns:w16cid="http://schemas.microsoft.com/office/word/2016/wordml/cid" xmlns:w16="http://schemas.microsoft.com/office/word/2018/wordml" xmlns:w16du="http://schemas.microsoft.com/office/word/2023/wordml/word16du" xmlns:w16sdtdh="http://schemas.microsoft.com/office/word/2020/wordml/sdtdatahash" xmlns:w16sdtfl="http://schemas.microsoft.com/office/word/2024/wordml/sdtformatlock" xmlns:w16se="http://schemas.microsoft.com/office/word/2015/wordml/symex" mc:Ignorable="w14 w15 w16se w16cid w16 w16cex w16sdtdh w16sdtfl w16du">
   <w:font w:name="Calibri Light">
     <w:panose1 w:val="020F0302020204030204"/>
     <w:charset w:val="00"/>
@@ -5370,23 +5391,11 @@
     <w:pitch w:val="variable"/>
     <w:sig w:usb0="E00002FF" w:usb1="2AC7FDFF" w:usb2="00000016" w:usb3="00000000" w:csb0="0002009F" w:csb1="00000000"/>
   </w:font>
-  <w:font w:name="Aptos">
-    <w:charset w:val="00"/>
-    <w:family w:val="swiss"/>
-    <w:pitch w:val="variable"/>
-    <w:sig w:usb0="20000287" w:usb1="00000003" w:usb2="00000000" w:usb3="00000000" w:csb0="0000019F" w:csb1="00000000"/>
-  </w:font>
-  <w:font w:name="Aptos Display">
-    <w:charset w:val="00"/>
-    <w:family w:val="swiss"/>
-    <w:pitch w:val="variable"/>
-    <w:sig w:usb0="20000287" w:usb1="00000003" w:usb2="00000000" w:usb3="00000000" w:csb0="0000019F" w:csb1="00000000"/>
-  </w:font>
 </w:fonts>
 </file>
 
 <file path=word/glossary/settings.xml><?xml version="1.0" encoding="utf-8"?>
-<w:settings xmlns:mc="http://schemas.openxmlformats.org/markup-compatibility/2006" xmlns:o="urn:schemas-microsoft-com:office:office" xmlns:r="http://schemas.openxmlformats.org/officeDocument/2006/relationships" xmlns:m="http://schemas.openxmlformats.org/officeDocument/2006/math" xmlns:v="urn:schemas-microsoft-com:vml" xmlns:w10="urn:schemas-microsoft-com:office:word" xmlns:w="http://schemas.openxmlformats.org/wordprocessingml/2006/main" xmlns:w14="http://schemas.microsoft.com/office/word/2010/wordml" xmlns:w15="http://schemas.microsoft.com/office/word/2012/wordml" xmlns:w16cex="http://schemas.microsoft.com/office/word/2018/wordml/cex" xmlns:w16cid="http://schemas.microsoft.com/office/word/2016/wordml/cid" xmlns:w16="http://schemas.microsoft.com/office/word/2018/wordml" xmlns:w16sdtdh="http://schemas.microsoft.com/office/word/2020/wordml/sdtdatahash" xmlns:w16se="http://schemas.microsoft.com/office/word/2015/wordml/symex" xmlns:sl="http://schemas.openxmlformats.org/schemaLibrary/2006/main" mc:Ignorable="w14 w15 w16se w16cid w16 w16cex w16sdtdh">
+<w:settings xmlns:mc="http://schemas.openxmlformats.org/markup-compatibility/2006" xmlns:o="urn:schemas-microsoft-com:office:office" xmlns:r="http://schemas.openxmlformats.org/officeDocument/2006/relationships" xmlns:m="http://schemas.openxmlformats.org/officeDocument/2006/math" xmlns:v="urn:schemas-microsoft-com:vml" xmlns:w10="urn:schemas-microsoft-com:office:word" xmlns:w="http://schemas.openxmlformats.org/wordprocessingml/2006/main" xmlns:w14="http://schemas.microsoft.com/office/word/2010/wordml" xmlns:w15="http://schemas.microsoft.com/office/word/2012/wordml" xmlns:w16cex="http://schemas.microsoft.com/office/word/2018/wordml/cex" xmlns:w16cid="http://schemas.microsoft.com/office/word/2016/wordml/cid" xmlns:w16="http://schemas.microsoft.com/office/word/2018/wordml" xmlns:w16du="http://schemas.microsoft.com/office/word/2023/wordml/word16du" xmlns:w16sdtdh="http://schemas.microsoft.com/office/word/2020/wordml/sdtdatahash" xmlns:w16sdtfl="http://schemas.microsoft.com/office/word/2024/wordml/sdtformatlock" xmlns:w16se="http://schemas.microsoft.com/office/word/2015/wordml/symex" xmlns:sl="http://schemas.openxmlformats.org/schemaLibrary/2006/main" mc:Ignorable="w14 w15 w16se w16cid w16 w16cex w16sdtdh w16sdtfl w16du">
   <w:view w:val="normal"/>
   <w:revisionView w:markup="0" w:insDel="0" w:formatting="0" w:inkAnnotations="0"/>
   <w:defaultTabStop w:val="720"/>
@@ -5415,6 +5424,7 @@
     <w:rsid w:val="00314F21"/>
     <w:rsid w:val="0042585B"/>
     <w:rsid w:val="004C28F8"/>
+    <w:rsid w:val="00521225"/>
     <w:rsid w:val="00620AAC"/>
     <w:rsid w:val="00743CC5"/>
     <w:rsid w:val="007D11E9"/>
@@ -5427,6 +5437,7 @@
     <w:rsid w:val="0098088C"/>
     <w:rsid w:val="00AB68CA"/>
     <w:rsid w:val="00B15BBC"/>
+    <w:rsid w:val="00B3211F"/>
     <w:rsid w:val="00B847D5"/>
     <w:rsid w:val="00BA349C"/>
     <w:rsid w:val="00C1468D"/>
@@ -5462,7 +5473,7 @@
 </file>
 
 <file path=word/glossary/styles.xml><?xml version="1.0" encoding="utf-8"?>
-<w:styles xmlns:mc="http://schemas.openxmlformats.org/markup-compatibility/2006" xmlns:r="http://schemas.openxmlformats.org/officeDocument/2006/relationships" xmlns:w="http://schemas.openxmlformats.org/wordprocessingml/2006/main" xmlns:w14="http://schemas.microsoft.com/office/word/2010/wordml" xmlns:w15="http://schemas.microsoft.com/office/word/2012/wordml" xmlns:w16cex="http://schemas.microsoft.com/office/word/2018/wordml/cex" xmlns:w16cid="http://schemas.microsoft.com/office/word/2016/wordml/cid" xmlns:w16="http://schemas.microsoft.com/office/word/2018/wordml" xmlns:w16sdtdh="http://schemas.microsoft.com/office/word/2020/wordml/sdtdatahash" xmlns:w16se="http://schemas.microsoft.com/office/word/2015/wordml/symex" mc:Ignorable="w14 w15 w16se w16cid w16 w16cex w16sdtdh">
+<w:styles xmlns:mc="http://schemas.openxmlformats.org/markup-compatibility/2006" xmlns:r="http://schemas.openxmlformats.org/officeDocument/2006/relationships" xmlns:w="http://schemas.openxmlformats.org/wordprocessingml/2006/main" xmlns:w14="http://schemas.microsoft.com/office/word/2010/wordml" xmlns:w15="http://schemas.microsoft.com/office/word/2012/wordml" xmlns:w16cex="http://schemas.microsoft.com/office/word/2018/wordml/cex" xmlns:w16cid="http://schemas.microsoft.com/office/word/2016/wordml/cid" xmlns:w16="http://schemas.microsoft.com/office/word/2018/wordml" xmlns:w16du="http://schemas.microsoft.com/office/word/2023/wordml/word16du" xmlns:w16sdtdh="http://schemas.microsoft.com/office/word/2020/wordml/sdtdatahash" xmlns:w16sdtfl="http://schemas.microsoft.com/office/word/2024/wordml/sdtformatlock" xmlns:w16se="http://schemas.microsoft.com/office/word/2015/wordml/symex" mc:Ignorable="w14 w15 w16se w16cid w16 w16cex w16sdtdh w16sdtfl w16du">
   <w:docDefaults>
     <w:rPrDefault>
       <w:rPr>
@@ -6187,7 +6198,7 @@
 </file>
 
 <file path=word/glossary/webSettings.xml><?xml version="1.0" encoding="utf-8"?>
-<w:webSettings xmlns:mc="http://schemas.openxmlformats.org/markup-compatibility/2006" xmlns:r="http://schemas.openxmlformats.org/officeDocument/2006/relationships" xmlns:w="http://schemas.openxmlformats.org/wordprocessingml/2006/main" xmlns:w14="http://schemas.microsoft.com/office/word/2010/wordml" xmlns:w15="http://schemas.microsoft.com/office/word/2012/wordml" xmlns:w16cex="http://schemas.microsoft.com/office/word/2018/wordml/cex" xmlns:w16cid="http://schemas.microsoft.com/office/word/2016/wordml/cid" xmlns:w16="http://schemas.microsoft.com/office/word/2018/wordml" xmlns:w16sdtdh="http://schemas.microsoft.com/office/word/2020/wordml/sdtdatahash" xmlns:w16se="http://schemas.microsoft.com/office/word/2015/wordml/symex" mc:Ignorable="w14 w15 w16se w16cid w16 w16cex w16sdtdh">
+<w:webSettings xmlns:mc="http://schemas.openxmlformats.org/markup-compatibility/2006" xmlns:r="http://schemas.openxmlformats.org/officeDocument/2006/relationships" xmlns:w="http://schemas.openxmlformats.org/wordprocessingml/2006/main" xmlns:w14="http://schemas.microsoft.com/office/word/2010/wordml" xmlns:w15="http://schemas.microsoft.com/office/word/2012/wordml" xmlns:w16cex="http://schemas.microsoft.com/office/word/2018/wordml/cex" xmlns:w16cid="http://schemas.microsoft.com/office/word/2016/wordml/cid" xmlns:w16="http://schemas.microsoft.com/office/word/2018/wordml" xmlns:w16du="http://schemas.microsoft.com/office/word/2023/wordml/word16du" xmlns:w16sdtdh="http://schemas.microsoft.com/office/word/2020/wordml/sdtdatahash" xmlns:w16sdtfl="http://schemas.microsoft.com/office/word/2024/wordml/sdtformatlock" xmlns:w16se="http://schemas.microsoft.com/office/word/2015/wordml/symex" mc:Ignorable="w14 w15 w16se w16cid w16 w16cex w16sdtdh w16sdtfl w16du">
   <w:optimizeForBrowser/>
   <w:allowPNG/>
 </w:webSettings>
